--- a/eng/docx/004.content.docx
+++ b/eng/docx/004.content.docx
@@ -477,7 +477,7 @@
         <w:rPr>
           <w:lang w:val="en_US" w:bidi="en_US"/>
         </w:rPr>
-        <w:t>). There is never a reason practice necromancy (to seek advice from the dead) when we have God's living word to guide us (</w:t>
+        <w:t>). There is never a reason to practice necromancy (to seek advice from the dead) when we have God's living word to guide us (</w:t>
       </w:r>
       <w:hyperlink r:id="rId24">
         <w:r>

--- a/eng/docx/004.content.docx
+++ b/eng/docx/004.content.docx
@@ -150,26 +150,6 @@
           <w:lang w:val="en_US" w:bidi="en_US"/>
         </w:rPr>
         <w:t>C</w:t>
-      </w:r>
-      <w:r>
-        <w:rPr>
-          <w:lang w:val="en_US" w:bidi="en_US"/>
-        </w:rPr>
-      </w:r>
-    </w:p>
-    <w:p>
-      <w:pPr/>
-      <w:r>
-        <w:rPr>
-          <w:lang w:val="en_US" w:bidi="en_US"/>
-        </w:rPr>
-      </w:r>
-      <w:r>
-        <w:rPr>
-          <w:i/>
-          <w:lang w:val="en_US" w:bidi="en_US"/>
-        </w:rPr>
-        <w:t>Calling up the Dead, Canaanite Religion, Celebration, Charismatic Leadership, Children and Parents, Christian Giving, Christian Joy, Christian Suffering, Church Leaders, Circumcision, Circumcision in the New Testament, Citizenship in the Kingdom, Clean, Unclean, and Holy, Community Identity, Community Responsibility: Achan’s Sin, Compassionate Healer, Complaints, Complete Dedication, Complete Destruction, Completion of the Second Temple, Concern for the Poor, Counsel from Others, Curses and Blessings</w:t>
       </w:r>
       <w:r>
         <w:rPr>

--- a/eng/docx/004.content.docx
+++ b/eng/docx/004.content.docx
@@ -19,7 +19,7 @@
         <w:rPr>
           <w:lang w:val="en_US" w:bidi="en_US"/>
         </w:rPr>
-        <w:t>Resource: Study Notes - Themes (Tyndale)</w:t>
+        <w:t>Resource: Tyndale Open Study Notes</w:t>
       </w:r>
       <w:r>
         <w:rPr>
@@ -112,7 +112,7 @@
         <w:rPr>
           <w:lang w:val="en_US" w:bidi="en_US"/>
         </w:rPr>
-        <w:t>Study Notes - Themes (Tyndale)</w:t>
+        <w:t>Tyndale Open Study Notes</w:t>
       </w:r>
     </w:p>
     <w:p>

--- a/eng/docx/004.content.docx
+++ b/eng/docx/004.content.docx
@@ -8059,7 +8059,7 @@
           <w:i/>
           <w:lang w:val="en_US" w:bidi="en_US"/>
         </w:rPr>
-        <w:t>Day of the</w:t>
+        <w:t>day of the</w:t>
       </w:r>
       <w:r>
         <w:rPr>
@@ -8525,7 +8525,7 @@
           <w:i/>
           <w:lang w:val="en_US" w:bidi="en_US"/>
         </w:rPr>
-        <w:t>Day of the</w:t>
+        <w:t>day of the</w:t>
       </w:r>
       <w:r>
         <w:rPr>
@@ -8544,7 +8544,7 @@
         <w:rPr>
           <w:lang w:val="en_US" w:bidi="en_US"/>
         </w:rPr>
-        <w:t xml:space="preserve"> to describe Jesus' return as the judge of the world. That day "</w:t>
+        <w:t xml:space="preserve"> to describe the return of Jesus as the judge of the world. That day "</w:t>
       </w:r>
       <w:r>
         <w:rPr>

--- a/eng/docx/004.content.docx
+++ b/eng/docx/004.content.docx
@@ -19,7 +19,7 @@
         <w:rPr>
           <w:lang w:val="en_US" w:bidi="en_US"/>
         </w:rPr>
-        <w:t>Resource: Tyndale Open Study Notes</w:t>
+        <w:t>Resource: Aquifer Open Study Notes (Themes)</w:t>
       </w:r>
       <w:r>
         <w:rPr>
@@ -112,7 +112,7 @@
         <w:rPr>
           <w:lang w:val="en_US" w:bidi="en_US"/>
         </w:rPr>
-        <w:t>Tyndale Open Study Notes</w:t>
+        <w:t>Aquifer Open Study Notes (Themes)</w:t>
       </w:r>
     </w:p>
     <w:p>
